--- a/Reportes/FC_PagoAnticipadoPrivado.docx
+++ b/Reportes/FC_PagoAnticipadoPrivado.docx
@@ -152,7 +152,29 @@
           <w:sz w:val="19"/>
           <w:szCs w:val="24"/>
         </w:rPr>
-        <w:t>NÚMERO DE FIANZA: {custom.NumeroFianza}</w:t>
+        <w:t>NÚMERO DE FIANZA: {</w:t>
+      </w:r>
+      <w:proofErr w:type="spellStart"/>
+      <w:r>
+        <w:rPr>
+          <w:rFonts w:ascii="Arial" w:eastAsia="Times New Roman" w:hAnsi="Arial" w:cs="Arial"/>
+          <w:color w:val="000000"/>
+          <w:kern w:val="2"/>
+          <w:sz w:val="19"/>
+          <w:szCs w:val="24"/>
+        </w:rPr>
+        <w:t>custom.NumeroFianza</w:t>
+      </w:r>
+      <w:proofErr w:type="spellEnd"/>
+      <w:r>
+        <w:rPr>
+          <w:rFonts w:ascii="Arial" w:eastAsia="Times New Roman" w:hAnsi="Arial" w:cs="Arial"/>
+          <w:color w:val="000000"/>
+          <w:kern w:val="2"/>
+          <w:sz w:val="19"/>
+          <w:szCs w:val="24"/>
+        </w:rPr>
+        <w:t>}</w:t>
       </w:r>
     </w:p>
     <w:p>
@@ -207,7 +229,31 @@
           <w:sz w:val="19"/>
           <w:szCs w:val="24"/>
         </w:rPr>
-        <w:t>{custom.NumeroFianza}</w:t>
+        <w:t>{</w:t>
+      </w:r>
+      <w:proofErr w:type="spellStart"/>
+      <w:r>
+        <w:rPr>
+          <w:rFonts w:ascii="Arial" w:eastAsia="Times New Roman" w:hAnsi="Arial" w:cs="Arial"/>
+          <w:b/>
+          <w:color w:val="000000"/>
+          <w:kern w:val="2"/>
+          <w:sz w:val="19"/>
+          <w:szCs w:val="24"/>
+        </w:rPr>
+        <w:t>custom.NumeroFianza</w:t>
+      </w:r>
+      <w:proofErr w:type="spellEnd"/>
+      <w:r>
+        <w:rPr>
+          <w:rFonts w:ascii="Arial" w:eastAsia="Times New Roman" w:hAnsi="Arial" w:cs="Arial"/>
+          <w:b/>
+          <w:color w:val="000000"/>
+          <w:kern w:val="2"/>
+          <w:sz w:val="19"/>
+          <w:szCs w:val="24"/>
+        </w:rPr>
+        <w:t>}</w:t>
       </w:r>
     </w:p>
     <w:p>
@@ -261,7 +307,31 @@
           <w:sz w:val="19"/>
           <w:szCs w:val="24"/>
         </w:rPr>
-        <w:t>{custom.Descripcion}</w:t>
+        <w:t>{</w:t>
+      </w:r>
+      <w:proofErr w:type="spellStart"/>
+      <w:r>
+        <w:rPr>
+          <w:rFonts w:ascii="Arial" w:eastAsia="Times New Roman" w:hAnsi="Arial" w:cs="Arial"/>
+          <w:b/>
+          <w:color w:val="000000"/>
+          <w:kern w:val="2"/>
+          <w:sz w:val="19"/>
+          <w:szCs w:val="24"/>
+        </w:rPr>
+        <w:t>custom.Descripcion</w:t>
+      </w:r>
+      <w:proofErr w:type="spellEnd"/>
+      <w:r>
+        <w:rPr>
+          <w:rFonts w:ascii="Arial" w:eastAsia="Times New Roman" w:hAnsi="Arial" w:cs="Arial"/>
+          <w:b/>
+          <w:color w:val="000000"/>
+          <w:kern w:val="2"/>
+          <w:sz w:val="19"/>
+          <w:szCs w:val="24"/>
+        </w:rPr>
+        <w:t>}</w:t>
       </w:r>
     </w:p>
     <w:p>
@@ -316,7 +386,31 @@
           <w:sz w:val="19"/>
           <w:szCs w:val="24"/>
         </w:rPr>
-        <w:t>{custom.Tenedor}</w:t>
+        <w:t>{</w:t>
+      </w:r>
+      <w:proofErr w:type="spellStart"/>
+      <w:r>
+        <w:rPr>
+          <w:rFonts w:ascii="Arial" w:eastAsia="Times New Roman" w:hAnsi="Arial" w:cs="Arial"/>
+          <w:b/>
+          <w:color w:val="000000"/>
+          <w:kern w:val="2"/>
+          <w:sz w:val="19"/>
+          <w:szCs w:val="24"/>
+        </w:rPr>
+        <w:t>custom.Tenedor</w:t>
+      </w:r>
+      <w:proofErr w:type="spellEnd"/>
+      <w:r>
+        <w:rPr>
+          <w:rFonts w:ascii="Arial" w:eastAsia="Times New Roman" w:hAnsi="Arial" w:cs="Arial"/>
+          <w:b/>
+          <w:color w:val="000000"/>
+          <w:kern w:val="2"/>
+          <w:sz w:val="19"/>
+          <w:szCs w:val="24"/>
+        </w:rPr>
+        <w:t>}</w:t>
       </w:r>
     </w:p>
     <w:p>
@@ -353,7 +447,31 @@
           <w:szCs w:val="24"/>
           <w:lang w:val="en-US"/>
         </w:rPr>
-        <w:t>ACREEDOR: {custom.AFavor}</w:t>
+        <w:t>ACREEDOR: {</w:t>
+      </w:r>
+      <w:proofErr w:type="spellStart"/>
+      <w:r>
+        <w:rPr>
+          <w:rFonts w:ascii="Arial" w:eastAsia="Times New Roman" w:hAnsi="Arial" w:cs="Arial"/>
+          <w:color w:val="000000"/>
+          <w:kern w:val="2"/>
+          <w:sz w:val="19"/>
+          <w:szCs w:val="24"/>
+          <w:lang w:val="en-US"/>
+        </w:rPr>
+        <w:t>custom.AFavor</w:t>
+      </w:r>
+      <w:proofErr w:type="spellEnd"/>
+      <w:r>
+        <w:rPr>
+          <w:rFonts w:ascii="Arial" w:eastAsia="Times New Roman" w:hAnsi="Arial" w:cs="Arial"/>
+          <w:color w:val="000000"/>
+          <w:kern w:val="2"/>
+          <w:sz w:val="19"/>
+          <w:szCs w:val="24"/>
+          <w:lang w:val="en-US"/>
+        </w:rPr>
+        <w:t>}</w:t>
       </w:r>
     </w:p>
     <w:p>
@@ -410,7 +528,33 @@
           <w:szCs w:val="24"/>
           <w:lang w:val="en-US"/>
         </w:rPr>
-        <w:t>{custom.AFavor}</w:t>
+        <w:t>{</w:t>
+      </w:r>
+      <w:proofErr w:type="spellStart"/>
+      <w:r>
+        <w:rPr>
+          <w:rFonts w:ascii="Arial" w:eastAsia="Times New Roman" w:hAnsi="Arial" w:cs="Arial"/>
+          <w:b/>
+          <w:color w:val="000000"/>
+          <w:kern w:val="2"/>
+          <w:sz w:val="19"/>
+          <w:szCs w:val="24"/>
+          <w:lang w:val="en-US"/>
+        </w:rPr>
+        <w:t>custom.AFavor</w:t>
+      </w:r>
+      <w:proofErr w:type="spellEnd"/>
+      <w:r>
+        <w:rPr>
+          <w:rFonts w:ascii="Arial" w:eastAsia="Times New Roman" w:hAnsi="Arial" w:cs="Arial"/>
+          <w:b/>
+          <w:color w:val="000000"/>
+          <w:kern w:val="2"/>
+          <w:sz w:val="19"/>
+          <w:szCs w:val="24"/>
+          <w:lang w:val="en-US"/>
+        </w:rPr>
+        <w:t>}</w:t>
       </w:r>
     </w:p>
     <w:p>
@@ -500,7 +644,31 @@
           <w:sz w:val="19"/>
           <w:szCs w:val="24"/>
         </w:rPr>
-        <w:t>{custom.HastaTexto}</w:t>
+        <w:t>{</w:t>
+      </w:r>
+      <w:proofErr w:type="spellStart"/>
+      <w:r>
+        <w:rPr>
+          <w:rFonts w:ascii="Arial" w:eastAsia="Times New Roman" w:hAnsi="Arial" w:cs="Arial"/>
+          <w:b/>
+          <w:color w:val="000000"/>
+          <w:kern w:val="2"/>
+          <w:sz w:val="19"/>
+          <w:szCs w:val="24"/>
+        </w:rPr>
+        <w:t>custom.HastaTexto</w:t>
+      </w:r>
+      <w:proofErr w:type="spellEnd"/>
+      <w:r>
+        <w:rPr>
+          <w:rFonts w:ascii="Arial" w:eastAsia="Times New Roman" w:hAnsi="Arial" w:cs="Arial"/>
+          <w:b/>
+          <w:color w:val="000000"/>
+          <w:kern w:val="2"/>
+          <w:sz w:val="19"/>
+          <w:szCs w:val="24"/>
+        </w:rPr>
+        <w:t>}</w:t>
       </w:r>
     </w:p>
     <w:p>
@@ -625,7 +793,31 @@
           <w:sz w:val="19"/>
           <w:szCs w:val="24"/>
         </w:rPr>
-        <w:t>{custom.SumaTextoTotal}</w:t>
+        <w:t>{</w:t>
+      </w:r>
+      <w:proofErr w:type="spellStart"/>
+      <w:r>
+        <w:rPr>
+          <w:rFonts w:ascii="Arial" w:eastAsia="Times New Roman" w:hAnsi="Arial" w:cs="Arial"/>
+          <w:b/>
+          <w:color w:val="000000"/>
+          <w:kern w:val="2"/>
+          <w:sz w:val="19"/>
+          <w:szCs w:val="24"/>
+        </w:rPr>
+        <w:t>custom.SumaTextoTotal</w:t>
+      </w:r>
+      <w:proofErr w:type="spellEnd"/>
+      <w:r>
+        <w:rPr>
+          <w:rFonts w:ascii="Arial" w:eastAsia="Times New Roman" w:hAnsi="Arial" w:cs="Arial"/>
+          <w:b/>
+          <w:color w:val="000000"/>
+          <w:kern w:val="2"/>
+          <w:sz w:val="19"/>
+          <w:szCs w:val="24"/>
+        </w:rPr>
+        <w:t>}</w:t>
       </w:r>
       <w:r>
         <w:rPr>
@@ -682,7 +874,31 @@
           <w:sz w:val="19"/>
           <w:szCs w:val="24"/>
         </w:rPr>
-        <w:t>{custom.MonedaMonto}</w:t>
+        <w:t>{</w:t>
+      </w:r>
+      <w:proofErr w:type="spellStart"/>
+      <w:r>
+        <w:rPr>
+          <w:rFonts w:ascii="Arial" w:eastAsia="Times New Roman" w:hAnsi="Arial" w:cs="Arial"/>
+          <w:b/>
+          <w:color w:val="000000"/>
+          <w:kern w:val="2"/>
+          <w:sz w:val="19"/>
+          <w:szCs w:val="24"/>
+        </w:rPr>
+        <w:t>custom.MonedaMonto</w:t>
+      </w:r>
+      <w:proofErr w:type="spellEnd"/>
+      <w:r>
+        <w:rPr>
+          <w:rFonts w:ascii="Arial" w:eastAsia="Times New Roman" w:hAnsi="Arial" w:cs="Arial"/>
+          <w:b/>
+          <w:color w:val="000000"/>
+          <w:kern w:val="2"/>
+          <w:sz w:val="19"/>
+          <w:szCs w:val="24"/>
+        </w:rPr>
+        <w:t>}</w:t>
       </w:r>
       <w:r>
         <w:rPr>
@@ -704,7 +920,42 @@
           <w:sz w:val="19"/>
           <w:szCs w:val="24"/>
         </w:rPr>
-        <w:t>{custom.SumaTexto}</w:t>
+        <w:t>{</w:t>
+      </w:r>
+      <w:proofErr w:type="spellStart"/>
+      <w:r>
+        <w:rPr>
+          <w:rFonts w:ascii="Arial" w:eastAsia="Times New Roman" w:hAnsi="Arial" w:cs="Arial"/>
+          <w:b/>
+          <w:color w:val="000000"/>
+          <w:kern w:val="2"/>
+          <w:sz w:val="19"/>
+          <w:szCs w:val="24"/>
+        </w:rPr>
+        <w:t>custom.Suma</w:t>
+      </w:r>
+      <w:r>
+        <w:rPr>
+          <w:rFonts w:ascii="Arial" w:eastAsia="Times New Roman" w:hAnsi="Arial" w:cs="Arial"/>
+          <w:b/>
+          <w:color w:val="000000"/>
+          <w:kern w:val="2"/>
+          <w:sz w:val="19"/>
+          <w:szCs w:val="24"/>
+        </w:rPr>
+        <w:t>Letras</w:t>
+      </w:r>
+      <w:proofErr w:type="spellEnd"/>
+      <w:r>
+        <w:rPr>
+          <w:rFonts w:ascii="Arial" w:eastAsia="Times New Roman" w:hAnsi="Arial" w:cs="Arial"/>
+          <w:b/>
+          <w:color w:val="000000"/>
+          <w:kern w:val="2"/>
+          <w:sz w:val="19"/>
+          <w:szCs w:val="24"/>
+        </w:rPr>
+        <w:t>}</w:t>
       </w:r>
       <w:r>
         <w:rPr>
@@ -811,17 +1062,61 @@
           <w:sz w:val="19"/>
           <w:szCs w:val="24"/>
         </w:rPr>
-        <w:t xml:space="preserve">Conste por medio del presente documento que la ASEGURADORA GLOBAL, S. A., en adelante denominada LA FIADORA, por este medio le garantiza a {custom.AFavor},  conforme al contrato, contraídas para con la ENTIDAD en adelante denominado EL ACREEDOR, el reintegro del importe de los pagos por adelantado que éste haya hecho a EL CONTRATISTA, con sujeción a las condiciones del contrato principal celebrado entre éstos, para garantizar. , siempre que las sumas anticipadas a EL CONTRATISTA conforme al mencionado contrato no sean usadas o destinadas en la ejecución del mismo, pero en todo caso la suma que reintegre LA FIADORA a EL ACREEDOR no será mayor de </w:t>
-      </w:r>
-      <w:r>
-        <w:rPr>
-          <w:rFonts w:ascii="Arial" w:eastAsia="Times New Roman" w:hAnsi="Arial" w:cs="Arial"/>
-          <w:color w:val="000000"/>
-          <w:kern w:val="2"/>
-          <w:sz w:val="19"/>
-          <w:szCs w:val="24"/>
-        </w:rPr>
-        <w:t>{custom.MonedaMonto}</w:t>
+        <w:t>Conste por medio del presente documento que la ASEGURADORA GLOBAL, S. A., en adelante denominada LA FIADORA, por este medio le garantiza a {</w:t>
+      </w:r>
+      <w:proofErr w:type="spellStart"/>
+      <w:r>
+        <w:rPr>
+          <w:rFonts w:ascii="Arial" w:eastAsia="Times New Roman" w:hAnsi="Arial" w:cs="Arial"/>
+          <w:color w:val="000000"/>
+          <w:kern w:val="2"/>
+          <w:sz w:val="19"/>
+          <w:szCs w:val="24"/>
+        </w:rPr>
+        <w:t>custom.AFavor</w:t>
+      </w:r>
+      <w:proofErr w:type="spellEnd"/>
+      <w:r>
+        <w:rPr>
+          <w:rFonts w:ascii="Arial" w:eastAsia="Times New Roman" w:hAnsi="Arial" w:cs="Arial"/>
+          <w:color w:val="000000"/>
+          <w:kern w:val="2"/>
+          <w:sz w:val="19"/>
+          <w:szCs w:val="24"/>
+        </w:rPr>
+        <w:t xml:space="preserve">},  conforme al contrato, contraídas para con la ENTIDAD en adelante denominado EL ACREEDOR, el reintegro del importe de los pagos por adelantado que éste haya hecho a EL CONTRATISTA, con sujeción a las condiciones del contrato principal celebrado entre éstos, para garantizar. , siempre que las sumas anticipadas a EL CONTRATISTA conforme al mencionado contrato no sean usadas o destinadas en la ejecución del mismo, pero en todo caso la suma que reintegre LA FIADORA a EL ACREEDOR no será mayor de </w:t>
+      </w:r>
+      <w:r>
+        <w:rPr>
+          <w:rFonts w:ascii="Arial" w:eastAsia="Times New Roman" w:hAnsi="Arial" w:cs="Arial"/>
+          <w:color w:val="000000"/>
+          <w:kern w:val="2"/>
+          <w:sz w:val="19"/>
+          <w:szCs w:val="24"/>
+        </w:rPr>
+        <w:t>{</w:t>
+      </w:r>
+      <w:proofErr w:type="spellStart"/>
+      <w:r>
+        <w:rPr>
+          <w:rFonts w:ascii="Arial" w:eastAsia="Times New Roman" w:hAnsi="Arial" w:cs="Arial"/>
+          <w:color w:val="000000"/>
+          <w:kern w:val="2"/>
+          <w:sz w:val="19"/>
+          <w:szCs w:val="24"/>
+        </w:rPr>
+        <w:t>custom.MonedaMonto</w:t>
+      </w:r>
+      <w:proofErr w:type="spellEnd"/>
+      <w:r>
+        <w:rPr>
+          <w:rFonts w:ascii="Arial" w:eastAsia="Times New Roman" w:hAnsi="Arial" w:cs="Arial"/>
+          <w:color w:val="000000"/>
+          <w:kern w:val="2"/>
+          <w:sz w:val="19"/>
+          <w:szCs w:val="24"/>
+        </w:rPr>
+        <w:t>}</w:t>
       </w:r>
       <w:r>
         <w:rPr>
@@ -841,7 +1136,39 @@
           <w:sz w:val="19"/>
           <w:szCs w:val="24"/>
         </w:rPr>
-        <w:t>{custom.SumaTexto}</w:t>
+        <w:t>{</w:t>
+      </w:r>
+      <w:proofErr w:type="spellStart"/>
+      <w:r>
+        <w:rPr>
+          <w:rFonts w:ascii="Arial" w:eastAsia="Times New Roman" w:hAnsi="Arial" w:cs="Arial"/>
+          <w:color w:val="000000"/>
+          <w:kern w:val="2"/>
+          <w:sz w:val="19"/>
+          <w:szCs w:val="24"/>
+        </w:rPr>
+        <w:t>custom.Suma</w:t>
+      </w:r>
+      <w:r>
+        <w:rPr>
+          <w:rFonts w:ascii="Arial" w:eastAsia="Times New Roman" w:hAnsi="Arial" w:cs="Arial"/>
+          <w:color w:val="000000"/>
+          <w:kern w:val="2"/>
+          <w:sz w:val="19"/>
+          <w:szCs w:val="24"/>
+        </w:rPr>
+        <w:t>Letras</w:t>
+      </w:r>
+      <w:proofErr w:type="spellEnd"/>
+      <w:r>
+        <w:rPr>
+          <w:rFonts w:ascii="Arial" w:eastAsia="Times New Roman" w:hAnsi="Arial" w:cs="Arial"/>
+          <w:color w:val="000000"/>
+          <w:kern w:val="2"/>
+          <w:sz w:val="19"/>
+          <w:szCs w:val="24"/>
+        </w:rPr>
+        <w:t>}</w:t>
       </w:r>
       <w:r>
         <w:rPr>
@@ -1021,7 +1348,31 @@
           <w:sz w:val="19"/>
           <w:szCs w:val="24"/>
         </w:rPr>
-        <w:t>{custom.Tenedor}</w:t>
+        <w:t>{</w:t>
+      </w:r>
+      <w:proofErr w:type="spellStart"/>
+      <w:r>
+        <w:rPr>
+          <w:rFonts w:ascii="Arial" w:eastAsia="Times New Roman" w:hAnsi="Arial" w:cs="Arial"/>
+          <w:b/>
+          <w:color w:val="000000"/>
+          <w:kern w:val="2"/>
+          <w:sz w:val="19"/>
+          <w:szCs w:val="24"/>
+        </w:rPr>
+        <w:t>custom.Tenedor</w:t>
+      </w:r>
+      <w:proofErr w:type="spellEnd"/>
+      <w:r>
+        <w:rPr>
+          <w:rFonts w:ascii="Arial" w:eastAsia="Times New Roman" w:hAnsi="Arial" w:cs="Arial"/>
+          <w:b/>
+          <w:color w:val="000000"/>
+          <w:kern w:val="2"/>
+          <w:sz w:val="19"/>
+          <w:szCs w:val="24"/>
+        </w:rPr>
+        <w:t>}</w:t>
       </w:r>
     </w:p>
     <w:p>
@@ -1180,7 +1531,31 @@
           <w:sz w:val="19"/>
           <w:szCs w:val="24"/>
         </w:rPr>
-        <w:t>{custom.FechaActualTextoMin}</w:t>
+        <w:t>{</w:t>
+      </w:r>
+      <w:proofErr w:type="spellStart"/>
+      <w:r>
+        <w:rPr>
+          <w:rFonts w:ascii="Arial" w:eastAsia="Times New Roman" w:hAnsi="Arial" w:cs="Arial"/>
+          <w:b/>
+          <w:color w:val="000000"/>
+          <w:kern w:val="2"/>
+          <w:sz w:val="19"/>
+          <w:szCs w:val="24"/>
+        </w:rPr>
+        <w:t>custom.FechaActualTextoMin</w:t>
+      </w:r>
+      <w:proofErr w:type="spellEnd"/>
+      <w:r>
+        <w:rPr>
+          <w:rFonts w:ascii="Arial" w:eastAsia="Times New Roman" w:hAnsi="Arial" w:cs="Arial"/>
+          <w:b/>
+          <w:color w:val="000000"/>
+          <w:kern w:val="2"/>
+          <w:sz w:val="19"/>
+          <w:szCs w:val="24"/>
+        </w:rPr>
+        <w:t>}</w:t>
       </w:r>
       <w:r>
         <w:rPr>
